--- a/Job Hunt 2026/2026-10-14 - Muck Rack - Social Media Manager/Joshua_Chappell_CoverLetter_MuckRack.docx
+++ b/Job Hunt 2026/2026-10-14 - Muck Rack - Social Media Manager/Joshua_Chappell_CoverLetter_MuckRack.docx
@@ -25,9 +25,9 @@
           <w:sz w:val="19"/>
           <w:szCs w:val="19"/>
         </w:rPr>
-        <w:t xml:space="preserve">Mesa, AZ  •  480-586-7959  •  </w:t>
-      </w:r>
-      <w:hyperlink w:history="1" r:id="rIdiag1ohcg3dtet7yrm_2zo">
+        <w:t xml:space="preserve">Mesa, AZ • 480-586-7959 • </w:t>
+      </w:r>
+      <w:hyperlink w:history="1" r:id="rIdgpwu_mxn5dbk6x0v63bm6">
         <w:r>
           <w:rPr>
             <w:rFonts w:ascii="Calibri" w:cs="Calibri" w:eastAsia="Calibri" w:hAnsi="Calibri"/>
@@ -45,9 +45,9 @@
           <w:sz w:val="19"/>
           <w:szCs w:val="19"/>
         </w:rPr>
-        <w:t xml:space="preserve">  •  </w:t>
-      </w:r>
-      <w:hyperlink w:history="1" r:id="rIddbqqic8dy-wku06juc0el">
+        <w:t xml:space="preserve"> • </w:t>
+      </w:r>
+      <w:hyperlink w:history="1" r:id="rId0jfxix_csx3wttx7d1x_-">
         <w:r>
           <w:rPr>
             <w:rFonts w:ascii="Calibri" w:cs="Calibri" w:eastAsia="Calibri" w:hAnsi="Calibri"/>
@@ -65,9 +65,9 @@
           <w:sz w:val="19"/>
           <w:szCs w:val="19"/>
         </w:rPr>
-        <w:t xml:space="preserve">  •  </w:t>
-      </w:r>
-      <w:hyperlink w:history="1" r:id="rIdeyvm2saxzdr9m0wh-phji">
+        <w:t xml:space="preserve"> • </w:t>
+      </w:r>
+      <w:hyperlink w:history="1" r:id="rIdyxhm_etpiqc3i2uh7vfp3">
         <w:r>
           <w:rPr>
             <w:rFonts w:ascii="Calibri" w:cs="Calibri" w:eastAsia="Calibri" w:hAnsi="Calibri"/>
@@ -85,9 +85,9 @@
           <w:sz w:val="19"/>
           <w:szCs w:val="19"/>
         </w:rPr>
-        <w:t xml:space="preserve">  •  </w:t>
-      </w:r>
-      <w:hyperlink w:history="1" r:id="rIduvbk7mkwgcraxerjblq7n">
+        <w:t xml:space="preserve"> • </w:t>
+      </w:r>
+      <w:hyperlink w:history="1" r:id="rId6-_fbjcg-xdpsjlr-zx20">
         <w:r>
           <w:rPr>
             <w:rFonts w:ascii="Calibri" w:cs="Calibri" w:eastAsia="Calibri" w:hAnsi="Calibri"/>
